--- a/PGK_Bhargava_Raju.docx
+++ b/PGK_Bhargava_Raju.docx
@@ -1,6 +1,6 @@
 
 <file path=word/document.xml><?xml version="1.0" encoding="utf-8"?>
-<w:document xmlns:wpc="http://schemas.microsoft.com/office/word/2010/wordprocessingCanvas" xmlns:cx="http://schemas.microsoft.com/office/drawing/2014/chartex" xmlns:cx1="http://schemas.microsoft.com/office/drawing/2015/9/8/chartex" xmlns:cx2="http://schemas.microsoft.com/office/drawing/2015/10/21/chartex" xmlns:cx3="http://schemas.microsoft.com/office/drawing/2016/5/9/chartex" xmlns:cx4="http://schemas.microsoft.com/office/drawing/2016/5/10/chartex" xmlns:cx5="http://schemas.microsoft.com/office/drawing/2016/5/11/chartex" xmlns:cx6="http://schemas.microsoft.com/office/drawing/2016/5/12/chartex" xmlns:cx7="http://schemas.microsoft.com/office/drawing/2016/5/13/chartex" xmlns:cx8="http://schemas.microsoft.com/office/drawing/2016/5/14/chartex" xmlns:mc="http://schemas.openxmlformats.org/markup-compatibility/2006" xmlns:aink="http://schemas.microsoft.com/office/drawing/2016/ink" xmlns:am3d="http://schemas.microsoft.com/office/drawing/2017/model3d" xmlns:o="urn:schemas-microsoft-com:office:office" xmlns:oel="http://schemas.microsoft.com/office/2019/extlst" xmlns:r="http://schemas.openxmlformats.org/officeDocument/2006/relationships" xmlns:m="http://schemas.openxmlformats.org/officeDocument/2006/math" xmlns:v="urn:schemas-microsoft-com:vml" xmlns:wp14="http://schemas.microsoft.com/office/word/2010/wordprocessingDrawing" xmlns:wp="http://schemas.openxmlformats.org/drawingml/2006/wordprocessingDrawing" xmlns:w10="urn:schemas-microsoft-com:office:word" xmlns:w="http://schemas.openxmlformats.org/wordprocessingml/2006/main" xmlns:w14="http://schemas.microsoft.com/office/word/2010/wordml" xmlns:w15="http://schemas.microsoft.com/office/word/2012/wordml" xmlns:w16cex="http://schemas.microsoft.com/office/word/2018/wordml/cex" xmlns:w16cid="http://schemas.microsoft.com/office/word/2016/wordml/cid" xmlns:w16="http://schemas.microsoft.com/office/word/2018/wordml" xmlns:w16du="http://schemas.microsoft.com/office/word/2023/wordml/word16du" xmlns:w16sdtdh="http://schemas.microsoft.com/office/word/2020/wordml/sdtdatahash" xmlns:w16se="http://schemas.microsoft.com/office/word/2015/wordml/symex" xmlns:wpg="http://schemas.microsoft.com/office/word/2010/wordprocessingGroup" xmlns:wpi="http://schemas.microsoft.com/office/word/2010/wordprocessingInk" xmlns:wne="http://schemas.microsoft.com/office/word/2006/wordml" xmlns:wps="http://schemas.microsoft.com/office/word/2010/wordprocessingShape" mc:Ignorable="w14 w15 w16se w16cid w16 w16cex w16sdtdh w16du wp14">
+<w:document xmlns:wpc="http://schemas.microsoft.com/office/word/2010/wordprocessingCanvas" xmlns:cx="http://schemas.microsoft.com/office/drawing/2014/chartex" xmlns:cx1="http://schemas.microsoft.com/office/drawing/2015/9/8/chartex" xmlns:cx2="http://schemas.microsoft.com/office/drawing/2015/10/21/chartex" xmlns:cx3="http://schemas.microsoft.com/office/drawing/2016/5/9/chartex" xmlns:cx4="http://schemas.microsoft.com/office/drawing/2016/5/10/chartex" xmlns:cx5="http://schemas.microsoft.com/office/drawing/2016/5/11/chartex" xmlns:cx6="http://schemas.microsoft.com/office/drawing/2016/5/12/chartex" xmlns:cx7="http://schemas.microsoft.com/office/drawing/2016/5/13/chartex" xmlns:cx8="http://schemas.microsoft.com/office/drawing/2016/5/14/chartex" xmlns:mc="http://schemas.openxmlformats.org/markup-compatibility/2006" xmlns:aink="http://schemas.microsoft.com/office/drawing/2016/ink" xmlns:am3d="http://schemas.microsoft.com/office/drawing/2017/model3d" xmlns:o="urn:schemas-microsoft-com:office:office" xmlns:oel="http://schemas.microsoft.com/office/2019/extlst" xmlns:r="http://schemas.openxmlformats.org/officeDocument/2006/relationships" xmlns:m="http://schemas.openxmlformats.org/officeDocument/2006/math" xmlns:v="urn:schemas-microsoft-com:vml" xmlns:wp14="http://schemas.microsoft.com/office/word/2010/wordprocessingDrawing" xmlns:wp="http://schemas.openxmlformats.org/drawingml/2006/wordprocessingDrawing" xmlns:w10="urn:schemas-microsoft-com:office:word" xmlns:w="http://schemas.openxmlformats.org/wordprocessingml/2006/main" xmlns:w14="http://schemas.microsoft.com/office/word/2010/wordml" xmlns:w15="http://schemas.microsoft.com/office/word/2012/wordml" xmlns:w16cex="http://schemas.microsoft.com/office/word/2018/wordml/cex" xmlns:w16cid="http://schemas.microsoft.com/office/word/2016/wordml/cid" xmlns:w16="http://schemas.microsoft.com/office/word/2018/wordml" xmlns:w16du="http://schemas.microsoft.com/office/word/2023/wordml/word16du" xmlns:w16sdtdh="http://schemas.microsoft.com/office/word/2020/wordml/sdtdatahash" xmlns:w16sdtfl="http://schemas.microsoft.com/office/word/2024/wordml/sdtformatlock" xmlns:w16se="http://schemas.microsoft.com/office/word/2015/wordml/symex" xmlns:wpg="http://schemas.microsoft.com/office/word/2010/wordprocessingGroup" xmlns:wpi="http://schemas.microsoft.com/office/word/2010/wordprocessingInk" xmlns:wne="http://schemas.microsoft.com/office/word/2006/wordml" xmlns:wps="http://schemas.microsoft.com/office/word/2010/wordprocessingShape" mc:Ignorable="w14 w15 w16se w16cid w16 w16cex w16sdtdh w16sdtfl w16du wp14">
   <w:body>
     <w:p>
       <w:pPr>
@@ -120,7 +120,21 @@
           <w:b/>
           <w:bCs/>
         </w:rPr>
-        <w:t>deep hands-on .NET / C# and SQL Server expertise</w:t>
+        <w:t>deep hands-on .NET / C#</w:t>
+      </w:r>
+      <w:r>
+        <w:rPr>
+          <w:b/>
+          <w:bCs/>
+        </w:rPr>
+        <w:t>, React</w:t>
+      </w:r>
+      <w:r>
+        <w:rPr>
+          <w:b/>
+          <w:bCs/>
+        </w:rPr>
+        <w:t xml:space="preserve"> and SQL Server expertise</w:t>
       </w:r>
       <w:r>
         <w:t xml:space="preserve"> with </w:t>
@@ -184,7 +198,14 @@
           <w:sz w:val="19"/>
           <w:szCs w:val="19"/>
         </w:rPr>
-        <w:t>Team Leadership &amp; Development  ·  Agile / Scrum  ·  SDLC Ownership  ·  Code Review &amp; Quality  ·  Stakeholder Management  ·  Technical Leadership  ·  Capacity Planning  ·  Performance Management  ·  Mentorship &amp; Coaching  ·  .NET 8 / C#  ·  REST API Design  ·  MS SQL Server  ·  Software Architecture  ·  Microservices  ·  Distributed Systems  ·  Azure Cloud  ·  AWS (EC2, ECS, S3, Lambda)  ·  CI/CD  ·  OWASP / RBAC  ·  Observability  ·  SLO/SLA Ownership  ·  Generative AI / Agentic AI  ·  On-Call &amp; Incident Response</w:t>
+        <w:t>Team Leadership &amp; Development  ·  Agile / Scrum  ·  SDLC Ownership  ·  Code Review &amp; Quality  ·  Stakeholder Management  ·  Technical Leadership  ·  Capacity Planning  ·  Performance Management  ·  Mentorship &amp; Coaching  ·  .NET 8 / C#  ·  REST API Design  ·  MS SQL Server  ·  Software Architecture  ·  Microservices  ·  Distributed Systems  ·  Azure Cloud  ·  AWS (EC2, ECS, S3, Lambda)  ·  CI/CD  ·  OWASP / RBAC  ·  Observability  ·  SLO/SLA Ownership  ·  Generative AI / Agentic AI  ·  On-Call &amp; Incident Re</w:t>
+      </w:r>
+      <w:r>
+        <w:rPr>
+          <w:sz w:val="19"/>
+          <w:szCs w:val="19"/>
+        </w:rPr>
+        <w:t>sponse</w:t>
       </w:r>
     </w:p>
     <w:p>
@@ -1394,7 +1415,7 @@
 </file>
 
 <file path=word/numbering.xml><?xml version="1.0" encoding="utf-8"?>
-<w:numbering xmlns:wpc="http://schemas.microsoft.com/office/word/2010/wordprocessingCanvas" xmlns:cx="http://schemas.microsoft.com/office/drawing/2014/chartex" xmlns:cx1="http://schemas.microsoft.com/office/drawing/2015/9/8/chartex" xmlns:cx2="http://schemas.microsoft.com/office/drawing/2015/10/21/chartex" xmlns:cx3="http://schemas.microsoft.com/office/drawing/2016/5/9/chartex" xmlns:cx4="http://schemas.microsoft.com/office/drawing/2016/5/10/chartex" xmlns:cx5="http://schemas.microsoft.com/office/drawing/2016/5/11/chartex" xmlns:cx6="http://schemas.microsoft.com/office/drawing/2016/5/12/chartex" xmlns:cx7="http://schemas.microsoft.com/office/drawing/2016/5/13/chartex" xmlns:cx8="http://schemas.microsoft.com/office/drawing/2016/5/14/chartex" xmlns:mc="http://schemas.openxmlformats.org/markup-compatibility/2006" xmlns:aink="http://schemas.microsoft.com/office/drawing/2016/ink" xmlns:am3d="http://schemas.microsoft.com/office/drawing/2017/model3d" xmlns:o="urn:schemas-microsoft-com:office:office" xmlns:oel="http://schemas.microsoft.com/office/2019/extlst" xmlns:r="http://schemas.openxmlformats.org/officeDocument/2006/relationships" xmlns:m="http://schemas.openxmlformats.org/officeDocument/2006/math" xmlns:v="urn:schemas-microsoft-com:vml" xmlns:wp14="http://schemas.microsoft.com/office/word/2010/wordprocessingDrawing" xmlns:wp="http://schemas.openxmlformats.org/drawingml/2006/wordprocessingDrawing" xmlns:w10="urn:schemas-microsoft-com:office:word" xmlns:w="http://schemas.openxmlformats.org/wordprocessingml/2006/main" xmlns:w14="http://schemas.microsoft.com/office/word/2010/wordml" xmlns:w15="http://schemas.microsoft.com/office/word/2012/wordml" xmlns:w16cex="http://schemas.microsoft.com/office/word/2018/wordml/cex" xmlns:w16cid="http://schemas.microsoft.com/office/word/2016/wordml/cid" xmlns:w16="http://schemas.microsoft.com/office/word/2018/wordml" xmlns:w16du="http://schemas.microsoft.com/office/word/2023/wordml/word16du" xmlns:w16sdtdh="http://schemas.microsoft.com/office/word/2020/wordml/sdtdatahash" xmlns:w16se="http://schemas.microsoft.com/office/word/2015/wordml/symex" xmlns:wpg="http://schemas.microsoft.com/office/word/2010/wordprocessingGroup" xmlns:wpi="http://schemas.microsoft.com/office/word/2010/wordprocessingInk" xmlns:wne="http://schemas.microsoft.com/office/word/2006/wordml" xmlns:wps="http://schemas.microsoft.com/office/word/2010/wordprocessingShape" mc:Ignorable="w14 w15 w16se w16cid w16 w16cex w16sdtdh w16du wp14">
+<w:numbering xmlns:wpc="http://schemas.microsoft.com/office/word/2010/wordprocessingCanvas" xmlns:cx="http://schemas.microsoft.com/office/drawing/2014/chartex" xmlns:cx1="http://schemas.microsoft.com/office/drawing/2015/9/8/chartex" xmlns:cx2="http://schemas.microsoft.com/office/drawing/2015/10/21/chartex" xmlns:cx3="http://schemas.microsoft.com/office/drawing/2016/5/9/chartex" xmlns:cx4="http://schemas.microsoft.com/office/drawing/2016/5/10/chartex" xmlns:cx5="http://schemas.microsoft.com/office/drawing/2016/5/11/chartex" xmlns:cx6="http://schemas.microsoft.com/office/drawing/2016/5/12/chartex" xmlns:cx7="http://schemas.microsoft.com/office/drawing/2016/5/13/chartex" xmlns:cx8="http://schemas.microsoft.com/office/drawing/2016/5/14/chartex" xmlns:mc="http://schemas.openxmlformats.org/markup-compatibility/2006" xmlns:aink="http://schemas.microsoft.com/office/drawing/2016/ink" xmlns:am3d="http://schemas.microsoft.com/office/drawing/2017/model3d" xmlns:o="urn:schemas-microsoft-com:office:office" xmlns:oel="http://schemas.microsoft.com/office/2019/extlst" xmlns:r="http://schemas.openxmlformats.org/officeDocument/2006/relationships" xmlns:m="http://schemas.openxmlformats.org/officeDocument/2006/math" xmlns:v="urn:schemas-microsoft-com:vml" xmlns:wp14="http://schemas.microsoft.com/office/word/2010/wordprocessingDrawing" xmlns:wp="http://schemas.openxmlformats.org/drawingml/2006/wordprocessingDrawing" xmlns:w10="urn:schemas-microsoft-com:office:word" xmlns:w="http://schemas.openxmlformats.org/wordprocessingml/2006/main" xmlns:w14="http://schemas.microsoft.com/office/word/2010/wordml" xmlns:w15="http://schemas.microsoft.com/office/word/2012/wordml" xmlns:w16cex="http://schemas.microsoft.com/office/word/2018/wordml/cex" xmlns:w16cid="http://schemas.microsoft.com/office/word/2016/wordml/cid" xmlns:w16="http://schemas.microsoft.com/office/word/2018/wordml" xmlns:w16du="http://schemas.microsoft.com/office/word/2023/wordml/word16du" xmlns:w16sdtdh="http://schemas.microsoft.com/office/word/2020/wordml/sdtdatahash" xmlns:w16sdtfl="http://schemas.microsoft.com/office/word/2024/wordml/sdtformatlock" xmlns:w16se="http://schemas.microsoft.com/office/word/2015/wordml/symex" xmlns:wpg="http://schemas.microsoft.com/office/word/2010/wordprocessingGroup" xmlns:wpi="http://schemas.microsoft.com/office/word/2010/wordprocessingInk" xmlns:wne="http://schemas.microsoft.com/office/word/2006/wordml" xmlns:wps="http://schemas.microsoft.com/office/word/2010/wordprocessingShape" mc:Ignorable="w14 w15 w16se w16cid w16 w16cex w16sdtdh w16sdtfl w16du wp14">
   <w:abstractNum w:abstractNumId="0" w15:restartNumberingAfterBreak="0">
     <w:nsid w:val="323B506A"/>
     <w:multiLevelType w:val="hybridMultilevel"/>
@@ -1551,7 +1572,7 @@
 </file>
 
 <file path=word/styles.xml><?xml version="1.0" encoding="utf-8"?>
-<w:styles xmlns:mc="http://schemas.openxmlformats.org/markup-compatibility/2006" xmlns:r="http://schemas.openxmlformats.org/officeDocument/2006/relationships" xmlns:w="http://schemas.openxmlformats.org/wordprocessingml/2006/main" xmlns:w14="http://schemas.microsoft.com/office/word/2010/wordml" xmlns:w15="http://schemas.microsoft.com/office/word/2012/wordml" xmlns:w16cex="http://schemas.microsoft.com/office/word/2018/wordml/cex" xmlns:w16cid="http://schemas.microsoft.com/office/word/2016/wordml/cid" xmlns:w16="http://schemas.microsoft.com/office/word/2018/wordml" xmlns:w16du="http://schemas.microsoft.com/office/word/2023/wordml/word16du" xmlns:w16sdtdh="http://schemas.microsoft.com/office/word/2020/wordml/sdtdatahash" xmlns:w16se="http://schemas.microsoft.com/office/word/2015/wordml/symex" mc:Ignorable="w14 w15 w16se w16cid w16 w16cex w16sdtdh w16du">
+<w:styles xmlns:mc="http://schemas.openxmlformats.org/markup-compatibility/2006" xmlns:r="http://schemas.openxmlformats.org/officeDocument/2006/relationships" xmlns:w="http://schemas.openxmlformats.org/wordprocessingml/2006/main" xmlns:w14="http://schemas.microsoft.com/office/word/2010/wordml" xmlns:w15="http://schemas.microsoft.com/office/word/2012/wordml" xmlns:w16cex="http://schemas.microsoft.com/office/word/2018/wordml/cex" xmlns:w16cid="http://schemas.microsoft.com/office/word/2016/wordml/cid" xmlns:w16="http://schemas.microsoft.com/office/word/2018/wordml" xmlns:w16du="http://schemas.microsoft.com/office/word/2023/wordml/word16du" xmlns:w16sdtdh="http://schemas.microsoft.com/office/word/2020/wordml/sdtdatahash" xmlns:w16sdtfl="http://schemas.microsoft.com/office/word/2024/wordml/sdtformatlock" xmlns:w16se="http://schemas.microsoft.com/office/word/2015/wordml/symex" mc:Ignorable="w14 w15 w16se w16cid w16 w16cex w16sdtdh w16sdtfl w16du">
   <w:docDefaults>
     <w:rPrDefault>
       <w:rPr>

--- a/PGK_Bhargava_Raju.docx
+++ b/PGK_Bhargava_Raju.docx
@@ -198,14 +198,7 @@
           <w:sz w:val="19"/>
           <w:szCs w:val="19"/>
         </w:rPr>
-        <w:t>Team Leadership &amp; Development  ·  Agile / Scrum  ·  SDLC Ownership  ·  Code Review &amp; Quality  ·  Stakeholder Management  ·  Technical Leadership  ·  Capacity Planning  ·  Performance Management  ·  Mentorship &amp; Coaching  ·  .NET 8 / C#  ·  REST API Design  ·  MS SQL Server  ·  Software Architecture  ·  Microservices  ·  Distributed Systems  ·  Azure Cloud  ·  AWS (EC2, ECS, S3, Lambda)  ·  CI/CD  ·  OWASP / RBAC  ·  Observability  ·  SLO/SLA Ownership  ·  Generative AI / Agentic AI  ·  On-Call &amp; Incident Re</w:t>
-      </w:r>
-      <w:r>
-        <w:rPr>
-          <w:sz w:val="19"/>
-          <w:szCs w:val="19"/>
-        </w:rPr>
-        <w:t>sponse</w:t>
+        <w:t>Team Leadership &amp; Development  ·  Agile / Scrum  ·  SDLC Ownership  ·  Code Review &amp; Quality  ·  Stakeholder Management  ·  Technical Leadership  ·  Capacity Planning  ·  Performance Management  ·  Mentorship &amp; Coaching  ·  .NET 8 / C#  ·  REST API Design  ·  MS SQL Server  ·  Software Architecture  ·  Microservices  ·  Distributed Systems  ·  Azure Cloud  ·  AWS (EC2, ECS, S3, Lambda)  ·  CI/CD  ·  OWASP / RBAC  ·  Observability  ·  SLO/SLA Ownership  ·  Generative AI / Agentic AI  ·  On-Call &amp; Incident Response</w:t>
       </w:r>
     </w:p>
     <w:p>
@@ -1248,7 +1241,25 @@
         <w:t xml:space="preserve">AI / Agentic AI: </w:t>
       </w:r>
       <w:r>
-        <w:t>LangGraph, LangSmith, CrewAI, RAG pipelines, MCP servers, GitHub Copilot, Claude Code</w:t>
+        <w:t>L</w:t>
+      </w:r>
+      <w:r>
+        <w:t>angChain, L</w:t>
+      </w:r>
+      <w:r>
+        <w:t xml:space="preserve">angGraph, LangSmith, CrewAI, </w:t>
+      </w:r>
+      <w:r>
+        <w:t xml:space="preserve">AutoGen, </w:t>
+      </w:r>
+      <w:r>
+        <w:t>RAG pipelines, MCP servers, GitHub Copilot, Claude Code</w:t>
+      </w:r>
+      <w:r>
+        <w:t>, Microsoft Foundry</w:t>
+      </w:r>
+      <w:r>
+        <w:t>, Microsoft AI Services( Cognitive Services )</w:t>
       </w:r>
     </w:p>
     <w:p>
@@ -1289,7 +1300,6 @@
         <w:spacing w:before="20" w:after="20"/>
       </w:pPr>
       <w:r>
-        <w:lastRenderedPageBreak/>
         <w:t xml:space="preserve">MS, Blockchain Specialization — Liverpool John Moores University, </w:t>
       </w:r>
       <w:r>

--- a/PGK_Bhargava_Raju.docx
+++ b/PGK_Bhargava_Raju.docx
@@ -6,6 +6,13 @@
       <w:pPr>
         <w:spacing w:after="40"/>
         <w:jc w:val="center"/>
+        <w:rPr>
+          <w:b/>
+          <w:bCs/>
+          <w:color w:val="1F4E79"/>
+          <w:sz w:val="48"/>
+          <w:szCs w:val="48"/>
+        </w:rPr>
       </w:pPr>
       <w:r>
         <w:rPr>
@@ -191,14 +198,18 @@
     </w:p>
     <w:p>
       <w:pPr>
-        <w:spacing w:before="40" w:after="60"/>
-      </w:pPr>
-      <w:r>
+        <w:spacing w:before="180" w:after="40"/>
         <w:rPr>
           <w:sz w:val="19"/>
           <w:szCs w:val="19"/>
         </w:rPr>
-        <w:t>Team Leadership &amp; Development  ·  Agile / Scrum  ·  SDLC Ownership  ·  Code Review &amp; Quality  ·  Stakeholder Management  ·  Technical Leadership  ·  Capacity Planning  ·  Performance Management  ·  Mentorship &amp; Coaching  ·  .NET 8 / C#  ·  REST API Design  ·  MS SQL Server  ·  Software Architecture  ·  Microservices  ·  Distributed Systems  ·  Azure Cloud  ·  AWS (EC2, ECS, S3, Lambda)  ·  CI/CD  ·  OWASP / RBAC  ·  Observability  ·  SLO/SLA Ownership  ·  Generative AI / Agentic AI  ·  On-Call &amp; Incident Response</w:t>
+      </w:pPr>
+      <w:r>
+        <w:rPr>
+          <w:sz w:val="19"/>
+          <w:szCs w:val="19"/>
+        </w:rPr>
+        <w:t>Team Leadership &amp; Development | Agile / Scrum | SDLC Ownership | Code Review &amp; Quality | Stakeholder Management | Technical Leadership | Capacity Planning | Performance Management | Mentorship &amp; Coaching | .NET 8 / C# | REST API Design | MS SQL Server | Software Architecture | System Design | Microservices | Distributed Systems | Azure Cloud | AWS (EC2, ECS, S3, Lambda) | CI/CD | OWASP / RBAC | Observability | SLO/SLA Ownership | Generative AI / Agentic AI | On-Call &amp; Incident Response</w:t>
       </w:r>
     </w:p>
     <w:p>
@@ -234,6 +245,25 @@
         <w:spacing w:before="20" w:after="20"/>
       </w:pPr>
       <w:r>
+        <w:t xml:space="preserve">Led the Digital Wallet platform to production </w:t>
+      </w:r>
+      <w:r>
+        <w:t xml:space="preserve">at Anthology </w:t>
+      </w:r>
+      <w:r>
+        <w:t>— driving cross-functional alignment across product, finance, and compliance while delivering a multi-gateway payment integration (PayPal, Stripe, Authorize.NET) that processed $10M+ in collections on a single fundraising day, with zero payment failures on peak-load days.</w:t>
+      </w:r>
+    </w:p>
+    <w:p>
+      <w:pPr>
+        <w:pStyle w:val="ListParagraph"/>
+        <w:numPr>
+          <w:ilvl w:val="0"/>
+          <w:numId w:val="2"/>
+        </w:numPr>
+        <w:spacing w:before="20" w:after="20"/>
+      </w:pPr>
+      <w:r>
         <w:t>Built and led a cross-functional team of 8 engineers and 5 QA through two-week Agile sprints at CSG International — maintaining continuous delivery with sub-3% defect revert rates across a telecom-grade observability platform.</w:t>
       </w:r>
     </w:p>
@@ -248,25 +278,6 @@
       </w:pPr>
       <w:r>
         <w:t>Led I2C platform modernization at Blackline (monolith → .NET 8 microservices) — delivering measurable P95 latency, MTTD/MTTR, and maintainability improvements with sustained delivery across multiple quarters.</w:t>
-      </w:r>
-    </w:p>
-    <w:p>
-      <w:pPr>
-        <w:pStyle w:val="ListParagraph"/>
-        <w:numPr>
-          <w:ilvl w:val="0"/>
-          <w:numId w:val="2"/>
-        </w:numPr>
-        <w:spacing w:before="20" w:after="20"/>
-      </w:pPr>
-      <w:r>
-        <w:t xml:space="preserve">Led the Digital Wallet platform to production </w:t>
-      </w:r>
-      <w:r>
-        <w:t xml:space="preserve">at Anthology </w:t>
-      </w:r>
-      <w:r>
-        <w:t>— driving cross-functional alignment across product, finance, and compliance while delivering a multi-gateway payment integration (PayPal, Stripe, Authorize.NET) that processed $10M+ in collections on a single fundraising day, with zero payment failures on peak-load days.</w:t>
       </w:r>
     </w:p>
     <w:p>
@@ -1259,8 +1270,25 @@
         <w:t>, Microsoft Foundry</w:t>
       </w:r>
       <w:r>
-        <w:t>, Microsoft AI Services( Cognitive Services )</w:t>
-      </w:r>
+        <w:t xml:space="preserve">, Microsoft AI </w:t>
+      </w:r>
+      <w:r>
+        <w:t>Services (</w:t>
+      </w:r>
+      <w:r>
+        <w:t>Cognitive</w:t>
+      </w:r>
+      <w:r>
+        <w:t xml:space="preserve"> </w:t>
+      </w:r>
+      <w:r>
+        <w:t>Services)</w:t>
+      </w:r>
+    </w:p>
+    <w:p>
+      <w:pPr>
+        <w:spacing w:after="20"/>
+      </w:pPr>
     </w:p>
     <w:p>
       <w:pPr>
@@ -1279,6 +1307,7 @@
           <w:sz w:val="22"/>
           <w:szCs w:val="22"/>
         </w:rPr>
+        <w:lastRenderedPageBreak/>
         <w:t>EDUCATION</w:t>
       </w:r>
     </w:p>
